--- a/templates/法律顾问/5授权委托书-（法人用）.docx
+++ b/templates/法律顾问/5授权委托书-（法人用）.docx
@@ -56,7 +56,7 @@
           <w:rFonts w:hint="eastAsia"/>
           <w:sz w:val="30"/>
         </w:rPr>
-        <w:t>：{{二委托人}}</w:t>
+        <w:t>：{{_2委托人}}</w:t>
       </w:r>
     </w:p>
     <w:p>
@@ -73,7 +73,7 @@
           <w:rFonts w:hint="eastAsia"/>
           <w:sz w:val="30"/>
         </w:rPr>
-        <w:t>法定代表人：{{四法定代表人}}</w:t>
+        <w:t>法定代表人：{{_4法定代表人}}</w:t>
       </w:r>
     </w:p>
     <w:p>
@@ -120,7 +120,7 @@
           <w:sz w:val="30"/>
           <w:u w:val="single"/>
         </w:rPr>
-        <w:t>{{九案由}}</w:t>
+        <w:t>{{_9案由}}</w:t>
       </w:r>
       <w:bookmarkStart w:id="0" w:name="_GoBack"/>
       <w:bookmarkEnd w:id="0"/>
@@ -494,7 +494,7 @@
           <w:u w:val="none"/>
           <w:lang w:val="en-US" w:eastAsia="zh-CN"/>
         </w:rPr>
-        <w:t>{{一委托日期}}</w:t>
+        <w:t>{{_1委托日期}}</w:t>
       </w:r>
     </w:p>
     <w:sectPr>
